--- a/apps/api/app/templates/support_letter_pfki.docx
+++ b/apps/api/app/templates/support_letter_pfki.docx
@@ -246,7 +246,7 @@
         <w:rPr>
           <w:lang w:val="ru-RU"/>
         </w:rPr>
-        <w:t>Со своей стороны, готовы предложить поддержку проекта в виде:</w:t>
+        <w:t>Со своей стороны, готовы оказать проекту следующую поддержку:</w:t>
       </w:r>
     </w:p>
     <w:p>
